--- a/Modelos/AP/FATEC/Memorando_aprovacao_ch_dentro_jornada_FATEC.docx
+++ b/Modelos/AP/FATEC/Memorando_aprovacao_ch_dentro_jornada_FATEC.docx
@@ -6,7 +6,6 @@
       <w:pPr>
         <w:ind w:left="-567"/>
       </w:pPr>
-      <w:bookmarkStart w:id="0" w:name="_GoBack"/>
       <w:r>
         <w:rPr>
           <w:noProof/>
@@ -81,6 +80,7 @@
         <w:spacing w:after="120" w:line="240" w:lineRule="auto"/>
         <w:jc w:val="right"/>
         <w:rPr>
+          <w:color w:val="FF0000"/>
           <w:sz w:val="20"/>
           <w:szCs w:val="20"/>
         </w:rPr>
@@ -92,12 +92,37 @@
         </w:rPr>
         <w:t xml:space="preserve">Santa Maria, </w:t>
       </w:r>
+      <w:proofErr w:type="gramStart"/>
       <w:r>
         <w:rPr>
           <w:sz w:val="20"/>
           <w:szCs w:val="20"/>
         </w:rPr>
-        <w:t>{{ data_atual }}</w:t>
+        <w:t xml:space="preserve">{{ </w:t>
+      </w:r>
+      <w:proofErr w:type="spellStart"/>
+      <w:r>
+        <w:rPr>
+          <w:sz w:val="20"/>
+          <w:szCs w:val="20"/>
+        </w:rPr>
+        <w:t>data</w:t>
+      </w:r>
+      <w:proofErr w:type="gramEnd"/>
+      <w:r>
+        <w:rPr>
+          <w:sz w:val="20"/>
+          <w:szCs w:val="20"/>
+        </w:rPr>
+        <w:t>_atual</w:t>
+      </w:r>
+      <w:proofErr w:type="spellEnd"/>
+      <w:r>
+        <w:rPr>
+          <w:sz w:val="20"/>
+          <w:szCs w:val="20"/>
+        </w:rPr>
+        <w:t xml:space="preserve"> }}</w:t>
       </w:r>
     </w:p>
     <w:p>
@@ -177,8 +202,8 @@
           <w:szCs w:val="20"/>
         </w:rPr>
       </w:pPr>
-      <w:bookmarkStart w:id="1" w:name="_heading=h.8id43hauzvnx" w:colFirst="0" w:colLast="0"/>
-      <w:bookmarkEnd w:id="1"/>
+      <w:bookmarkStart w:id="0" w:name="_heading=h.8id43hauzvnx" w:colFirst="0" w:colLast="0"/>
+      <w:bookmarkEnd w:id="0"/>
     </w:p>
     <w:p>
       <w:pPr>
@@ -564,7 +589,23 @@
         <w:t>Título do projeto:</w:t>
       </w:r>
       <w:r>
-        <w:t xml:space="preserve"> {{ nome_projeto }}</w:t>
+        <w:t xml:space="preserve"> </w:t>
+      </w:r>
+      <w:proofErr w:type="gramStart"/>
+      <w:r>
+        <w:t xml:space="preserve">{{ </w:t>
+      </w:r>
+      <w:proofErr w:type="spellStart"/>
+      <w:r>
+        <w:t>titulo</w:t>
+      </w:r>
+      <w:proofErr w:type="gramEnd"/>
+      <w:r>
+        <w:t>_projeto</w:t>
+      </w:r>
+      <w:proofErr w:type="spellEnd"/>
+      <w:r>
+        <w:t xml:space="preserve"> }}</w:t>
       </w:r>
     </w:p>
     <w:p>
@@ -576,7 +617,23 @@
         <w:t>Número de registro do projeto:</w:t>
       </w:r>
       <w:r>
-        <w:t xml:space="preserve"> {{ n_projeto }}</w:t>
+        <w:t xml:space="preserve"> </w:t>
+      </w:r>
+      <w:proofErr w:type="gramStart"/>
+      <w:r>
+        <w:t xml:space="preserve">{{ </w:t>
+      </w:r>
+      <w:proofErr w:type="spellStart"/>
+      <w:r>
+        <w:t>n</w:t>
+      </w:r>
+      <w:proofErr w:type="gramEnd"/>
+      <w:r>
+        <w:t>_projeto</w:t>
+      </w:r>
+      <w:proofErr w:type="spellEnd"/>
+      <w:r>
+        <w:t xml:space="preserve"> }}</w:t>
       </w:r>
     </w:p>
     <w:p>
@@ -598,8 +655,18 @@
         <w:t xml:space="preserve"> da jornada de trabalho (horas semanais):</w:t>
       </w:r>
       <w:r>
-        <w:t xml:space="preserve"> {{ ch_dentro }}</w:t>
+        <w:t xml:space="preserve"> {{ </w:t>
       </w:r>
+      <w:proofErr w:type="spellStart"/>
+      <w:r>
+        <w:t>ch_dentro</w:t>
+      </w:r>
+      <w:proofErr w:type="spellEnd"/>
+      <w:r>
+        <w:t xml:space="preserve"> }}</w:t>
+      </w:r>
+      <w:bookmarkStart w:id="1" w:name="_GoBack"/>
+      <w:bookmarkEnd w:id="1"/>
     </w:p>
     <w:p>
       <w:pPr>
@@ -678,12 +745,21 @@
               </w:rPr>
               <w:t xml:space="preserve">Prof./TAE: </w:t>
             </w:r>
+            <w:proofErr w:type="gramStart"/>
             <w:r>
               <w:rPr>
                 <w:sz w:val="20"/>
                 <w:szCs w:val="20"/>
               </w:rPr>
-              <w:t>{{ participante }}</w:t>
+              <w:t>{{ participante</w:t>
+            </w:r>
+            <w:proofErr w:type="gramEnd"/>
+            <w:r>
+              <w:rPr>
+                <w:sz w:val="20"/>
+                <w:szCs w:val="20"/>
+              </w:rPr>
+              <w:t xml:space="preserve"> }} </w:t>
             </w:r>
           </w:p>
           <w:p>
@@ -695,19 +771,46 @@
                 <w:szCs w:val="20"/>
               </w:rPr>
             </w:pPr>
+            <w:proofErr w:type="spellStart"/>
             <w:r>
               <w:rPr>
                 <w:sz w:val="20"/>
                 <w:szCs w:val="20"/>
               </w:rPr>
-              <w:t xml:space="preserve">Siape: </w:t>
+              <w:t>Siape</w:t>
             </w:r>
+            <w:proofErr w:type="spellEnd"/>
             <w:r>
               <w:rPr>
                 <w:sz w:val="20"/>
                 <w:szCs w:val="20"/>
               </w:rPr>
-              <w:t>{{ siape }}</w:t>
+              <w:t xml:space="preserve">: </w:t>
+            </w:r>
+            <w:proofErr w:type="gramStart"/>
+            <w:r>
+              <w:rPr>
+                <w:sz w:val="20"/>
+                <w:szCs w:val="20"/>
+              </w:rPr>
+              <w:t xml:space="preserve">{{ </w:t>
+            </w:r>
+            <w:proofErr w:type="spellStart"/>
+            <w:r>
+              <w:rPr>
+                <w:sz w:val="20"/>
+                <w:szCs w:val="20"/>
+              </w:rPr>
+              <w:t>siape</w:t>
+            </w:r>
+            <w:proofErr w:type="spellEnd"/>
+            <w:proofErr w:type="gramEnd"/>
+            <w:r>
+              <w:rPr>
+                <w:sz w:val="20"/>
+                <w:szCs w:val="20"/>
+              </w:rPr>
+              <w:t xml:space="preserve"> }}</w:t>
             </w:r>
           </w:p>
         </w:tc>
@@ -787,12 +890,37 @@
               </w:rPr>
               <w:t xml:space="preserve">Nome: </w:t>
             </w:r>
+            <w:proofErr w:type="gramStart"/>
             <w:r>
               <w:rPr>
                 <w:sz w:val="20"/>
                 <w:szCs w:val="20"/>
               </w:rPr>
-              <w:t>{{ nome_chefia }}</w:t>
+              <w:t xml:space="preserve">{{ </w:t>
+            </w:r>
+            <w:proofErr w:type="spellStart"/>
+            <w:r>
+              <w:rPr>
+                <w:sz w:val="20"/>
+                <w:szCs w:val="20"/>
+              </w:rPr>
+              <w:t>nome</w:t>
+            </w:r>
+            <w:proofErr w:type="gramEnd"/>
+            <w:r>
+              <w:rPr>
+                <w:sz w:val="20"/>
+                <w:szCs w:val="20"/>
+              </w:rPr>
+              <w:t>_chefia</w:t>
+            </w:r>
+            <w:proofErr w:type="spellEnd"/>
+            <w:r>
+              <w:rPr>
+                <w:sz w:val="20"/>
+                <w:szCs w:val="20"/>
+              </w:rPr>
+              <w:t xml:space="preserve"> }} </w:t>
             </w:r>
           </w:p>
           <w:p>
@@ -804,24 +932,57 @@
                 <w:szCs w:val="20"/>
               </w:rPr>
             </w:pPr>
+            <w:proofErr w:type="spellStart"/>
             <w:r>
               <w:rPr>
                 <w:sz w:val="20"/>
                 <w:szCs w:val="20"/>
               </w:rPr>
-              <w:t xml:space="preserve">Siape: </w:t>
+              <w:t>Siape</w:t>
             </w:r>
+            <w:proofErr w:type="spellEnd"/>
             <w:r>
               <w:rPr>
                 <w:sz w:val="20"/>
                 <w:szCs w:val="20"/>
               </w:rPr>
-              <w:t>{{ siape_chefia }}</w:t>
+              <w:t xml:space="preserve">: </w:t>
+            </w:r>
+            <w:proofErr w:type="gramStart"/>
+            <w:r>
+              <w:rPr>
+                <w:sz w:val="20"/>
+                <w:szCs w:val="20"/>
+              </w:rPr>
+              <w:t xml:space="preserve">{{ </w:t>
+            </w:r>
+            <w:proofErr w:type="spellStart"/>
+            <w:r>
+              <w:rPr>
+                <w:sz w:val="20"/>
+                <w:szCs w:val="20"/>
+              </w:rPr>
+              <w:t>siape</w:t>
+            </w:r>
+            <w:proofErr w:type="gramEnd"/>
+            <w:r>
+              <w:rPr>
+                <w:sz w:val="20"/>
+                <w:szCs w:val="20"/>
+              </w:rPr>
+              <w:t>_chefia</w:t>
+            </w:r>
+            <w:proofErr w:type="spellEnd"/>
+            <w:r>
+              <w:rPr>
+                <w:sz w:val="20"/>
+                <w:szCs w:val="20"/>
+              </w:rPr>
+              <w:t xml:space="preserve"> }}</w:t>
             </w:r>
           </w:p>
         </w:tc>
       </w:tr>
-      <w:bookmarkEnd w:id="0"/>
     </w:tbl>
     <w:p>
       <w:pPr>
